--- a/docs/2-requerimientos/word/03-diagramas-flujo-datos.docx
+++ b/docs/2-requerimientos/word/03-diagramas-flujo-datos.docx
@@ -385,7 +385,7 @@
           <w:i/>
           <w:color w:val="555555"/>
         </w:rPr>
-        <w:t>Los diagramas están expresados en código Mermaid (se renderizan en GitHub, en [mermaid.live](https://mermaid.live) o se importan a [draw.io](https://app.diagrams.net) vía *Extras → Insertar → Mermaid*). Cada nivel incluye una tabla de especificación para reconstruirlo a mano. **Nota de alcance:** el módulo de Auditoría existe en el modelo de datos pero su escritura no está implementada en el hito 1 (ver documento 02), por lo que no figura como proceso en estos DFD.</w:t>
+        <w:t>Los diagramas están expresados en código Mermaid (se renderizan en GitHub, en [mermaid.live](https://mermaid.live) o se importan a [draw.io](https://app.diagrams.net) vía *Extras → Insertar → Mermaid*). Cada nivel incluye una tabla de especificación para reconstruirlo a mano.</w:t>
       </w:r>
     </w:p>
     <w:p>
